--- a/HUMAIRA_timetable.docx
+++ b/HUMAIRA_timetable.docx
@@ -7,7 +7,12 @@
         <w:pStyle w:val="Title"/>
       </w:pPr>
       <w:r>
-        <w:t>Teacher Timetable - HUMAIRA</w:t>
+        <w:t>Teacher Timetable — HUMAIRA</w:t>
+      </w:r>
+    </w:p>
+    <w:p>
+      <w:r>
+        <w:t>Total Weekly Periods: 25</w:t>
       </w:r>
     </w:p>
     <w:tbl>
@@ -17,17 +22,19 @@
         <w:tblLook w:firstColumn="1" w:firstRow="1" w:lastColumn="0" w:lastRow="0" w:noHBand="0" w:noVBand="1" w:val="04A0"/>
       </w:tblPr>
       <w:tblGrid>
-        <w:gridCol w:w="1440"/>
-        <w:gridCol w:w="1440"/>
-        <w:gridCol w:w="1440"/>
-        <w:gridCol w:w="1440"/>
-        <w:gridCol w:w="1440"/>
-        <w:gridCol w:w="1440"/>
+        <w:gridCol w:w="1080"/>
+        <w:gridCol w:w="1080"/>
+        <w:gridCol w:w="1080"/>
+        <w:gridCol w:w="1080"/>
+        <w:gridCol w:w="1080"/>
+        <w:gridCol w:w="1080"/>
+        <w:gridCol w:w="1080"/>
+        <w:gridCol w:w="1080"/>
       </w:tblGrid>
       <w:tr>
         <w:tc>
           <w:tcPr>
-            <w:tcW w:type="dxa" w:w="1440"/>
+            <w:tcW w:type="dxa" w:w="1080"/>
           </w:tcPr>
           <w:p>
             <w:r>
@@ -37,51 +44,71 @@
         </w:tc>
         <w:tc>
           <w:tcPr>
-            <w:tcW w:type="dxa" w:w="1440"/>
+            <w:tcW w:type="dxa" w:w="1080"/>
           </w:tcPr>
           <w:p>
             <w:r>
-              <w:t>Monday</w:t>
+              <w:t>Mon-Thu Time</w:t>
             </w:r>
           </w:p>
         </w:tc>
         <w:tc>
           <w:tcPr>
-            <w:tcW w:type="dxa" w:w="1440"/>
+            <w:tcW w:type="dxa" w:w="1080"/>
           </w:tcPr>
           <w:p>
             <w:r>
-              <w:t>Tuesday</w:t>
+              <w:t>Mon</w:t>
             </w:r>
           </w:p>
         </w:tc>
         <w:tc>
           <w:tcPr>
-            <w:tcW w:type="dxa" w:w="1440"/>
+            <w:tcW w:type="dxa" w:w="1080"/>
           </w:tcPr>
           <w:p>
             <w:r>
-              <w:t>Wednesday</w:t>
+              <w:t>Tue</w:t>
             </w:r>
           </w:p>
         </w:tc>
         <w:tc>
           <w:tcPr>
-            <w:tcW w:type="dxa" w:w="1440"/>
+            <w:tcW w:type="dxa" w:w="1080"/>
           </w:tcPr>
           <w:p>
             <w:r>
-              <w:t>Thursday</w:t>
+              <w:t>Wed</w:t>
             </w:r>
           </w:p>
         </w:tc>
         <w:tc>
           <w:tcPr>
-            <w:tcW w:type="dxa" w:w="1440"/>
+            <w:tcW w:type="dxa" w:w="1080"/>
           </w:tcPr>
           <w:p>
             <w:r>
-              <w:t>Friday</w:t>
+              <w:t>Thu</w:t>
+            </w:r>
+          </w:p>
+        </w:tc>
+        <w:tc>
+          <w:tcPr>
+            <w:tcW w:type="dxa" w:w="1080"/>
+          </w:tcPr>
+          <w:p>
+            <w:r>
+              <w:t>Fri</w:t>
+            </w:r>
+          </w:p>
+        </w:tc>
+        <w:tc>
+          <w:tcPr>
+            <w:tcW w:type="dxa" w:w="1080"/>
+          </w:tcPr>
+          <w:p>
+            <w:r>
+              <w:t>Fri Time</w:t>
             </w:r>
           </w:p>
         </w:tc>
@@ -89,7 +116,7 @@
       <w:tr>
         <w:tc>
           <w:tcPr>
-            <w:tcW w:type="dxa" w:w="1440"/>
+            <w:tcW w:type="dxa" w:w="1080"/>
           </w:tcPr>
           <w:p>
             <w:r>
@@ -99,7 +126,17 @@
         </w:tc>
         <w:tc>
           <w:tcPr>
-            <w:tcW w:type="dxa" w:w="1440"/>
+            <w:tcW w:type="dxa" w:w="1080"/>
+          </w:tcPr>
+          <w:p>
+            <w:r>
+              <w:t>8:00-8:50</w:t>
+            </w:r>
+          </w:p>
+        </w:tc>
+        <w:tc>
+          <w:tcPr>
+            <w:tcW w:type="dxa" w:w="1080"/>
           </w:tcPr>
           <w:p>
             <w:r>
@@ -111,7 +148,7 @@
         </w:tc>
         <w:tc>
           <w:tcPr>
-            <w:tcW w:type="dxa" w:w="1440"/>
+            <w:tcW w:type="dxa" w:w="1080"/>
           </w:tcPr>
           <w:p>
             <w:r>
@@ -123,7 +160,7 @@
         </w:tc>
         <w:tc>
           <w:tcPr>
-            <w:tcW w:type="dxa" w:w="1440"/>
+            <w:tcW w:type="dxa" w:w="1080"/>
           </w:tcPr>
           <w:p>
             <w:r>
@@ -135,7 +172,7 @@
         </w:tc>
         <w:tc>
           <w:tcPr>
-            <w:tcW w:type="dxa" w:w="1440"/>
+            <w:tcW w:type="dxa" w:w="1080"/>
           </w:tcPr>
           <w:p>
             <w:r>
@@ -147,7 +184,7 @@
         </w:tc>
         <w:tc>
           <w:tcPr>
-            <w:tcW w:type="dxa" w:w="1440"/>
+            <w:tcW w:type="dxa" w:w="1080"/>
           </w:tcPr>
           <w:p>
             <w:r>
@@ -157,11 +194,21 @@
             </w:r>
           </w:p>
         </w:tc>
+        <w:tc>
+          <w:tcPr>
+            <w:tcW w:type="dxa" w:w="1080"/>
+          </w:tcPr>
+          <w:p>
+            <w:r>
+              <w:t>8:00-8:40</w:t>
+            </w:r>
+          </w:p>
+        </w:tc>
       </w:tr>
       <w:tr>
         <w:tc>
           <w:tcPr>
-            <w:tcW w:type="dxa" w:w="1440"/>
+            <w:tcW w:type="dxa" w:w="1080"/>
           </w:tcPr>
           <w:p>
             <w:r>
@@ -171,7 +218,17 @@
         </w:tc>
         <w:tc>
           <w:tcPr>
-            <w:tcW w:type="dxa" w:w="1440"/>
+            <w:tcW w:type="dxa" w:w="1080"/>
+          </w:tcPr>
+          <w:p>
+            <w:r>
+              <w:t>8:50-9:30</w:t>
+            </w:r>
+          </w:p>
+        </w:tc>
+        <w:tc>
+          <w:tcPr>
+            <w:tcW w:type="dxa" w:w="1080"/>
           </w:tcPr>
           <w:p>
             <w:r>
@@ -183,7 +240,7 @@
         </w:tc>
         <w:tc>
           <w:tcPr>
-            <w:tcW w:type="dxa" w:w="1440"/>
+            <w:tcW w:type="dxa" w:w="1080"/>
           </w:tcPr>
           <w:p>
             <w:r>
@@ -195,7 +252,7 @@
         </w:tc>
         <w:tc>
           <w:tcPr>
-            <w:tcW w:type="dxa" w:w="1440"/>
+            <w:tcW w:type="dxa" w:w="1080"/>
           </w:tcPr>
           <w:p>
             <w:r>
@@ -207,7 +264,7 @@
         </w:tc>
         <w:tc>
           <w:tcPr>
-            <w:tcW w:type="dxa" w:w="1440"/>
+            <w:tcW w:type="dxa" w:w="1080"/>
           </w:tcPr>
           <w:p>
             <w:r/>
@@ -215,7 +272,7 @@
         </w:tc>
         <w:tc>
           <w:tcPr>
-            <w:tcW w:type="dxa" w:w="1440"/>
+            <w:tcW w:type="dxa" w:w="1080"/>
           </w:tcPr>
           <w:p>
             <w:r>
@@ -225,11 +282,21 @@
             </w:r>
           </w:p>
         </w:tc>
+        <w:tc>
+          <w:tcPr>
+            <w:tcW w:type="dxa" w:w="1080"/>
+          </w:tcPr>
+          <w:p>
+            <w:r>
+              <w:t>8:40-9:15</w:t>
+            </w:r>
+          </w:p>
+        </w:tc>
       </w:tr>
       <w:tr>
         <w:tc>
           <w:tcPr>
-            <w:tcW w:type="dxa" w:w="1440"/>
+            <w:tcW w:type="dxa" w:w="1080"/>
           </w:tcPr>
           <w:p>
             <w:r>
@@ -239,7 +306,17 @@
         </w:tc>
         <w:tc>
           <w:tcPr>
-            <w:tcW w:type="dxa" w:w="1440"/>
+            <w:tcW w:type="dxa" w:w="1080"/>
+          </w:tcPr>
+          <w:p>
+            <w:r>
+              <w:t>9:30-10:10</w:t>
+            </w:r>
+          </w:p>
+        </w:tc>
+        <w:tc>
+          <w:tcPr>
+            <w:tcW w:type="dxa" w:w="1080"/>
           </w:tcPr>
           <w:p>
             <w:r>
@@ -251,7 +328,7 @@
         </w:tc>
         <w:tc>
           <w:tcPr>
-            <w:tcW w:type="dxa" w:w="1440"/>
+            <w:tcW w:type="dxa" w:w="1080"/>
           </w:tcPr>
           <w:p>
             <w:r>
@@ -263,7 +340,7 @@
         </w:tc>
         <w:tc>
           <w:tcPr>
-            <w:tcW w:type="dxa" w:w="1440"/>
+            <w:tcW w:type="dxa" w:w="1080"/>
           </w:tcPr>
           <w:p>
             <w:r>
@@ -275,7 +352,7 @@
         </w:tc>
         <w:tc>
           <w:tcPr>
-            <w:tcW w:type="dxa" w:w="1440"/>
+            <w:tcW w:type="dxa" w:w="1080"/>
           </w:tcPr>
           <w:p>
             <w:r>
@@ -287,17 +364,27 @@
         </w:tc>
         <w:tc>
           <w:tcPr>
-            <w:tcW w:type="dxa" w:w="1440"/>
+            <w:tcW w:type="dxa" w:w="1080"/>
           </w:tcPr>
           <w:p>
             <w:r/>
+          </w:p>
+        </w:tc>
+        <w:tc>
+          <w:tcPr>
+            <w:tcW w:type="dxa" w:w="1080"/>
+          </w:tcPr>
+          <w:p>
+            <w:r>
+              <w:t>9:15-9:50</w:t>
+            </w:r>
           </w:p>
         </w:tc>
       </w:tr>
       <w:tr>
         <w:tc>
           <w:tcPr>
-            <w:tcW w:type="dxa" w:w="1440"/>
+            <w:tcW w:type="dxa" w:w="1080"/>
           </w:tcPr>
           <w:p>
             <w:r>
@@ -307,7 +394,17 @@
         </w:tc>
         <w:tc>
           <w:tcPr>
-            <w:tcW w:type="dxa" w:w="1440"/>
+            <w:tcW w:type="dxa" w:w="1080"/>
+          </w:tcPr>
+          <w:p>
+            <w:r>
+              <w:t>10:10-10:50</w:t>
+            </w:r>
+          </w:p>
+        </w:tc>
+        <w:tc>
+          <w:tcPr>
+            <w:tcW w:type="dxa" w:w="1080"/>
           </w:tcPr>
           <w:p>
             <w:r/>
@@ -315,7 +412,7 @@
         </w:tc>
         <w:tc>
           <w:tcPr>
-            <w:tcW w:type="dxa" w:w="1440"/>
+            <w:tcW w:type="dxa" w:w="1080"/>
           </w:tcPr>
           <w:p>
             <w:r/>
@@ -323,7 +420,7 @@
         </w:tc>
         <w:tc>
           <w:tcPr>
-            <w:tcW w:type="dxa" w:w="1440"/>
+            <w:tcW w:type="dxa" w:w="1080"/>
           </w:tcPr>
           <w:p>
             <w:r/>
@@ -331,7 +428,7 @@
         </w:tc>
         <w:tc>
           <w:tcPr>
-            <w:tcW w:type="dxa" w:w="1440"/>
+            <w:tcW w:type="dxa" w:w="1080"/>
           </w:tcPr>
           <w:p>
             <w:r/>
@@ -339,7 +436,7 @@
         </w:tc>
         <w:tc>
           <w:tcPr>
-            <w:tcW w:type="dxa" w:w="1440"/>
+            <w:tcW w:type="dxa" w:w="1080"/>
           </w:tcPr>
           <w:p>
             <w:r>
@@ -349,11 +446,21 @@
             </w:r>
           </w:p>
         </w:tc>
+        <w:tc>
+          <w:tcPr>
+            <w:tcW w:type="dxa" w:w="1080"/>
+          </w:tcPr>
+          <w:p>
+            <w:r>
+              <w:t>9:50-10:25</w:t>
+            </w:r>
+          </w:p>
+        </w:tc>
       </w:tr>
       <w:tr>
         <w:tc>
           <w:tcPr>
-            <w:tcW w:type="dxa" w:w="1440"/>
+            <w:tcW w:type="dxa" w:w="1080"/>
           </w:tcPr>
           <w:p>
             <w:r>
@@ -363,7 +470,17 @@
         </w:tc>
         <w:tc>
           <w:tcPr>
-            <w:tcW w:type="dxa" w:w="1440"/>
+            <w:tcW w:type="dxa" w:w="1080"/>
+          </w:tcPr>
+          <w:p>
+            <w:r>
+              <w:t>10:50-11:30</w:t>
+            </w:r>
+          </w:p>
+        </w:tc>
+        <w:tc>
+          <w:tcPr>
+            <w:tcW w:type="dxa" w:w="1080"/>
           </w:tcPr>
           <w:p>
             <w:r>
@@ -375,7 +492,7 @@
         </w:tc>
         <w:tc>
           <w:tcPr>
-            <w:tcW w:type="dxa" w:w="1440"/>
+            <w:tcW w:type="dxa" w:w="1080"/>
           </w:tcPr>
           <w:p>
             <w:r/>
@@ -383,7 +500,7 @@
         </w:tc>
         <w:tc>
           <w:tcPr>
-            <w:tcW w:type="dxa" w:w="1440"/>
+            <w:tcW w:type="dxa" w:w="1080"/>
           </w:tcPr>
           <w:p>
             <w:r>
@@ -395,7 +512,7 @@
         </w:tc>
         <w:tc>
           <w:tcPr>
-            <w:tcW w:type="dxa" w:w="1440"/>
+            <w:tcW w:type="dxa" w:w="1080"/>
           </w:tcPr>
           <w:p>
             <w:r>
@@ -407,7 +524,81 @@
         </w:tc>
         <w:tc>
           <w:tcPr>
-            <w:tcW w:type="dxa" w:w="1440"/>
+            <w:tcW w:type="dxa" w:w="1080"/>
+          </w:tcPr>
+          <w:p>
+            <w:r>
+              <w:t>Lunch</w:t>
+            </w:r>
+          </w:p>
+        </w:tc>
+        <w:tc>
+          <w:tcPr>
+            <w:tcW w:type="dxa" w:w="1080"/>
+          </w:tcPr>
+          <w:p>
+            <w:r>
+              <w:t>10:55-11:35</w:t>
+            </w:r>
+          </w:p>
+        </w:tc>
+      </w:tr>
+      <w:tr>
+        <w:tc>
+          <w:tcPr>
+            <w:tcW w:type="dxa" w:w="1080"/>
+          </w:tcPr>
+          <w:p>
+            <w:r>
+              <w:t>Lunch</w:t>
+            </w:r>
+          </w:p>
+        </w:tc>
+        <w:tc>
+          <w:tcPr>
+            <w:tcW w:type="dxa" w:w="1080"/>
+          </w:tcPr>
+          <w:p>
+            <w:r>
+              <w:t>11:30-12:00</w:t>
+            </w:r>
+          </w:p>
+        </w:tc>
+        <w:tc>
+          <w:tcPr>
+            <w:tcW w:type="dxa" w:w="1080"/>
+          </w:tcPr>
+          <w:p>
+            <w:r/>
+          </w:p>
+        </w:tc>
+        <w:tc>
+          <w:tcPr>
+            <w:tcW w:type="dxa" w:w="1080"/>
+          </w:tcPr>
+          <w:p>
+            <w:r/>
+          </w:p>
+        </w:tc>
+        <w:tc>
+          <w:tcPr>
+            <w:tcW w:type="dxa" w:w="1080"/>
+          </w:tcPr>
+          <w:p>
+            <w:r/>
+          </w:p>
+        </w:tc>
+        <w:tc>
+          <w:tcPr>
+            <w:tcW w:type="dxa" w:w="1080"/>
+          </w:tcPr>
+          <w:p>
+            <w:r/>
+          </w:p>
+        </w:tc>
+        <w:tc>
+          <w:tcPr>
+            <w:tcW w:type="dxa" w:w="1080"/>
           </w:tcPr>
           <w:p>
             <w:r>
@@ -417,63 +608,21 @@
             </w:r>
           </w:p>
         </w:tc>
-      </w:tr>
-      <w:tr>
         <w:tc>
           <w:tcPr>
-            <w:tcW w:type="dxa" w:w="1440"/>
+            <w:tcW w:type="dxa" w:w="1080"/>
           </w:tcPr>
           <w:p>
             <w:r>
-              <w:t>Lunch</w:t>
+              <w:t>10:25-10:55</w:t>
             </w:r>
-          </w:p>
-        </w:tc>
-        <w:tc>
-          <w:tcPr>
-            <w:tcW w:type="dxa" w:w="1440"/>
-          </w:tcPr>
-          <w:p>
-            <w:r/>
-          </w:p>
-        </w:tc>
-        <w:tc>
-          <w:tcPr>
-            <w:tcW w:type="dxa" w:w="1440"/>
-          </w:tcPr>
-          <w:p>
-            <w:r/>
-          </w:p>
-        </w:tc>
-        <w:tc>
-          <w:tcPr>
-            <w:tcW w:type="dxa" w:w="1440"/>
-          </w:tcPr>
-          <w:p>
-            <w:r/>
-          </w:p>
-        </w:tc>
-        <w:tc>
-          <w:tcPr>
-            <w:tcW w:type="dxa" w:w="1440"/>
-          </w:tcPr>
-          <w:p>
-            <w:r/>
-          </w:p>
-        </w:tc>
-        <w:tc>
-          <w:tcPr>
-            <w:tcW w:type="dxa" w:w="1440"/>
-          </w:tcPr>
-          <w:p>
-            <w:r/>
           </w:p>
         </w:tc>
       </w:tr>
       <w:tr>
         <w:tc>
           <w:tcPr>
-            <w:tcW w:type="dxa" w:w="1440"/>
+            <w:tcW w:type="dxa" w:w="1080"/>
           </w:tcPr>
           <w:p>
             <w:r>
@@ -483,7 +632,17 @@
         </w:tc>
         <w:tc>
           <w:tcPr>
-            <w:tcW w:type="dxa" w:w="1440"/>
+            <w:tcW w:type="dxa" w:w="1080"/>
+          </w:tcPr>
+          <w:p>
+            <w:r>
+              <w:t>12:00-12:40</w:t>
+            </w:r>
+          </w:p>
+        </w:tc>
+        <w:tc>
+          <w:tcPr>
+            <w:tcW w:type="dxa" w:w="1080"/>
           </w:tcPr>
           <w:p>
             <w:r/>
@@ -491,7 +650,7 @@
         </w:tc>
         <w:tc>
           <w:tcPr>
-            <w:tcW w:type="dxa" w:w="1440"/>
+            <w:tcW w:type="dxa" w:w="1080"/>
           </w:tcPr>
           <w:p>
             <w:r>
@@ -503,7 +662,7 @@
         </w:tc>
         <w:tc>
           <w:tcPr>
-            <w:tcW w:type="dxa" w:w="1440"/>
+            <w:tcW w:type="dxa" w:w="1080"/>
           </w:tcPr>
           <w:p>
             <w:r/>
@@ -511,7 +670,7 @@
         </w:tc>
         <w:tc>
           <w:tcPr>
-            <w:tcW w:type="dxa" w:w="1440"/>
+            <w:tcW w:type="dxa" w:w="1080"/>
           </w:tcPr>
           <w:p>
             <w:r/>
@@ -519,7 +678,7 @@
         </w:tc>
         <w:tc>
           <w:tcPr>
-            <w:tcW w:type="dxa" w:w="1440"/>
+            <w:tcW w:type="dxa" w:w="1080"/>
           </w:tcPr>
           <w:p>
             <w:r>
@@ -529,11 +688,21 @@
             </w:r>
           </w:p>
         </w:tc>
+        <w:tc>
+          <w:tcPr>
+            <w:tcW w:type="dxa" w:w="1080"/>
+          </w:tcPr>
+          <w:p>
+            <w:r>
+              <w:t>11:35-12:15</w:t>
+            </w:r>
+          </w:p>
+        </w:tc>
       </w:tr>
       <w:tr>
         <w:tc>
           <w:tcPr>
-            <w:tcW w:type="dxa" w:w="1440"/>
+            <w:tcW w:type="dxa" w:w="1080"/>
           </w:tcPr>
           <w:p>
             <w:r>
@@ -543,7 +712,17 @@
         </w:tc>
         <w:tc>
           <w:tcPr>
-            <w:tcW w:type="dxa" w:w="1440"/>
+            <w:tcW w:type="dxa" w:w="1080"/>
+          </w:tcPr>
+          <w:p>
+            <w:r>
+              <w:t>12:40-1:20</w:t>
+            </w:r>
+          </w:p>
+        </w:tc>
+        <w:tc>
+          <w:tcPr>
+            <w:tcW w:type="dxa" w:w="1080"/>
           </w:tcPr>
           <w:p>
             <w:r>
@@ -555,7 +734,7 @@
         </w:tc>
         <w:tc>
           <w:tcPr>
-            <w:tcW w:type="dxa" w:w="1440"/>
+            <w:tcW w:type="dxa" w:w="1080"/>
           </w:tcPr>
           <w:p>
             <w:r/>
@@ -563,7 +742,7 @@
         </w:tc>
         <w:tc>
           <w:tcPr>
-            <w:tcW w:type="dxa" w:w="1440"/>
+            <w:tcW w:type="dxa" w:w="1080"/>
           </w:tcPr>
           <w:p>
             <w:r/>
@@ -571,7 +750,7 @@
         </w:tc>
         <w:tc>
           <w:tcPr>
-            <w:tcW w:type="dxa" w:w="1440"/>
+            <w:tcW w:type="dxa" w:w="1080"/>
           </w:tcPr>
           <w:p>
             <w:r>
@@ -583,7 +762,15 @@
         </w:tc>
         <w:tc>
           <w:tcPr>
-            <w:tcW w:type="dxa" w:w="1440"/>
+            <w:tcW w:type="dxa" w:w="1080"/>
+          </w:tcPr>
+          <w:p>
+            <w:r/>
+          </w:p>
+        </w:tc>
+        <w:tc>
+          <w:tcPr>
+            <w:tcW w:type="dxa" w:w="1080"/>
           </w:tcPr>
           <w:p>
             <w:r/>
@@ -593,7 +780,7 @@
       <w:tr>
         <w:tc>
           <w:tcPr>
-            <w:tcW w:type="dxa" w:w="1440"/>
+            <w:tcW w:type="dxa" w:w="1080"/>
           </w:tcPr>
           <w:p>
             <w:r>
@@ -603,7 +790,17 @@
         </w:tc>
         <w:tc>
           <w:tcPr>
-            <w:tcW w:type="dxa" w:w="1440"/>
+            <w:tcW w:type="dxa" w:w="1080"/>
+          </w:tcPr>
+          <w:p>
+            <w:r>
+              <w:t>1:20-2:00</w:t>
+            </w:r>
+          </w:p>
+        </w:tc>
+        <w:tc>
+          <w:tcPr>
+            <w:tcW w:type="dxa" w:w="1080"/>
           </w:tcPr>
           <w:p>
             <w:r/>
@@ -611,7 +808,7 @@
         </w:tc>
         <w:tc>
           <w:tcPr>
-            <w:tcW w:type="dxa" w:w="1440"/>
+            <w:tcW w:type="dxa" w:w="1080"/>
           </w:tcPr>
           <w:p>
             <w:r>
@@ -623,7 +820,7 @@
         </w:tc>
         <w:tc>
           <w:tcPr>
-            <w:tcW w:type="dxa" w:w="1440"/>
+            <w:tcW w:type="dxa" w:w="1080"/>
           </w:tcPr>
           <w:p>
             <w:r>
@@ -635,7 +832,7 @@
         </w:tc>
         <w:tc>
           <w:tcPr>
-            <w:tcW w:type="dxa" w:w="1440"/>
+            <w:tcW w:type="dxa" w:w="1080"/>
           </w:tcPr>
           <w:p>
             <w:r>
@@ -647,7 +844,15 @@
         </w:tc>
         <w:tc>
           <w:tcPr>
-            <w:tcW w:type="dxa" w:w="1440"/>
+            <w:tcW w:type="dxa" w:w="1080"/>
+          </w:tcPr>
+          <w:p>
+            <w:r/>
+          </w:p>
+        </w:tc>
+        <w:tc>
+          <w:tcPr>
+            <w:tcW w:type="dxa" w:w="1080"/>
           </w:tcPr>
           <w:p>
             <w:r/>

--- a/HUMAIRA_timetable.docx
+++ b/HUMAIRA_timetable.docx
@@ -22,92 +22,116 @@
         <w:tblLook w:firstColumn="1" w:firstRow="1" w:lastColumn="0" w:lastRow="0" w:noHBand="0" w:noVBand="1" w:val="04A0"/>
       </w:tblPr>
       <w:tblGrid>
-        <w:gridCol w:w="1080"/>
-        <w:gridCol w:w="1080"/>
-        <w:gridCol w:w="1080"/>
-        <w:gridCol w:w="1080"/>
-        <w:gridCol w:w="1080"/>
-        <w:gridCol w:w="1080"/>
-        <w:gridCol w:w="1080"/>
-        <w:gridCol w:w="1080"/>
+        <w:gridCol w:w="1530"/>
+        <w:gridCol w:w="1530"/>
+        <w:gridCol w:w="1530"/>
+        <w:gridCol w:w="1530"/>
+        <w:gridCol w:w="1530"/>
+        <w:gridCol w:w="1530"/>
+        <w:gridCol w:w="1530"/>
+        <w:gridCol w:w="1530"/>
       </w:tblGrid>
       <w:tr>
         <w:tc>
           <w:tcPr>
-            <w:tcW w:type="dxa" w:w="1080"/>
+            <w:tcW w:type="dxa" w:w="1530"/>
           </w:tcPr>
           <w:p>
             <w:r>
+              <w:rPr>
+                <w:b/>
+              </w:rPr>
               <w:t>Period</w:t>
             </w:r>
           </w:p>
         </w:tc>
         <w:tc>
           <w:tcPr>
-            <w:tcW w:type="dxa" w:w="1080"/>
+            <w:tcW w:type="dxa" w:w="1530"/>
           </w:tcPr>
           <w:p>
             <w:r>
-              <w:t>Mon-Thu Time</w:t>
+              <w:rPr>
+                <w:b/>
+              </w:rPr>
+              <w:t>Mon-Wed Time</w:t>
             </w:r>
           </w:p>
         </w:tc>
         <w:tc>
           <w:tcPr>
-            <w:tcW w:type="dxa" w:w="1080"/>
+            <w:tcW w:type="dxa" w:w="1530"/>
           </w:tcPr>
           <w:p>
             <w:r>
+              <w:rPr>
+                <w:b/>
+              </w:rPr>
               <w:t>Mon</w:t>
             </w:r>
           </w:p>
         </w:tc>
         <w:tc>
           <w:tcPr>
-            <w:tcW w:type="dxa" w:w="1080"/>
+            <w:tcW w:type="dxa" w:w="1530"/>
           </w:tcPr>
           <w:p>
             <w:r>
+              <w:rPr>
+                <w:b/>
+              </w:rPr>
               <w:t>Tue</w:t>
             </w:r>
           </w:p>
         </w:tc>
         <w:tc>
           <w:tcPr>
-            <w:tcW w:type="dxa" w:w="1080"/>
+            <w:tcW w:type="dxa" w:w="1530"/>
           </w:tcPr>
           <w:p>
             <w:r>
+              <w:rPr>
+                <w:b/>
+              </w:rPr>
               <w:t>Wed</w:t>
             </w:r>
           </w:p>
         </w:tc>
         <w:tc>
           <w:tcPr>
-            <w:tcW w:type="dxa" w:w="1080"/>
+            <w:tcW w:type="dxa" w:w="1530"/>
           </w:tcPr>
           <w:p>
             <w:r>
+              <w:rPr>
+                <w:b/>
+              </w:rPr>
               <w:t>Thu</w:t>
             </w:r>
           </w:p>
         </w:tc>
         <w:tc>
           <w:tcPr>
-            <w:tcW w:type="dxa" w:w="1080"/>
+            <w:tcW w:type="dxa" w:w="1530"/>
           </w:tcPr>
           <w:p>
             <w:r>
+              <w:rPr>
+                <w:b/>
+              </w:rPr>
               <w:t>Fri</w:t>
             </w:r>
           </w:p>
         </w:tc>
         <w:tc>
           <w:tcPr>
-            <w:tcW w:type="dxa" w:w="1080"/>
+            <w:tcW w:type="dxa" w:w="1530"/>
           </w:tcPr>
           <w:p>
             <w:r>
+              <w:rPr>
+                <w:b/>
+              </w:rPr>
               <w:t>Fri Time</w:t>
             </w:r>
           </w:p>
@@ -116,7 +140,7 @@
       <w:tr>
         <w:tc>
           <w:tcPr>
-            <w:tcW w:type="dxa" w:w="1080"/>
+            <w:tcW w:type="dxa" w:w="1530"/>
           </w:tcPr>
           <w:p>
             <w:r>
@@ -126,7 +150,7 @@
         </w:tc>
         <w:tc>
           <w:tcPr>
-            <w:tcW w:type="dxa" w:w="1080"/>
+            <w:tcW w:type="dxa" w:w="1530"/>
           </w:tcPr>
           <w:p>
             <w:r>
@@ -136,7 +160,7 @@
         </w:tc>
         <w:tc>
           <w:tcPr>
-            <w:tcW w:type="dxa" w:w="1080"/>
+            <w:tcW w:type="dxa" w:w="1530"/>
           </w:tcPr>
           <w:p>
             <w:r>
@@ -148,7 +172,7 @@
         </w:tc>
         <w:tc>
           <w:tcPr>
-            <w:tcW w:type="dxa" w:w="1080"/>
+            <w:tcW w:type="dxa" w:w="1530"/>
           </w:tcPr>
           <w:p>
             <w:r>
@@ -160,7 +184,7 @@
         </w:tc>
         <w:tc>
           <w:tcPr>
-            <w:tcW w:type="dxa" w:w="1080"/>
+            <w:tcW w:type="dxa" w:w="1530"/>
           </w:tcPr>
           <w:p>
             <w:r>
@@ -172,7 +196,7 @@
         </w:tc>
         <w:tc>
           <w:tcPr>
-            <w:tcW w:type="dxa" w:w="1080"/>
+            <w:tcW w:type="dxa" w:w="1530"/>
           </w:tcPr>
           <w:p>
             <w:r>
@@ -184,7 +208,175 @@
         </w:tc>
         <w:tc>
           <w:tcPr>
-            <w:tcW w:type="dxa" w:w="1080"/>
+            <w:tcW w:type="dxa" w:w="1530"/>
+          </w:tcPr>
+          <w:p>
+            <w:r>
+              <w:t>9A</w:t>
+              <w:br/>
+              <w:t>URDU</w:t>
+            </w:r>
+          </w:p>
+        </w:tc>
+        <w:tc>
+          <w:tcPr>
+            <w:tcW w:type="dxa" w:w="1530"/>
+          </w:tcPr>
+          <w:p>
+            <w:r>
+              <w:t>8:00-8:40</w:t>
+            </w:r>
+          </w:p>
+        </w:tc>
+      </w:tr>
+      <w:tr>
+        <w:tc>
+          <w:tcPr>
+            <w:tcW w:type="dxa" w:w="1530"/>
+          </w:tcPr>
+          <w:p>
+            <w:r>
+              <w:t>P2</w:t>
+            </w:r>
+          </w:p>
+        </w:tc>
+        <w:tc>
+          <w:tcPr>
+            <w:tcW w:type="dxa" w:w="1530"/>
+          </w:tcPr>
+          <w:p>
+            <w:r>
+              <w:t>8:50-9:30</w:t>
+            </w:r>
+          </w:p>
+        </w:tc>
+        <w:tc>
+          <w:tcPr>
+            <w:tcW w:type="dxa" w:w="1530"/>
+          </w:tcPr>
+          <w:p>
+            <w:r/>
+          </w:p>
+        </w:tc>
+        <w:tc>
+          <w:tcPr>
+            <w:tcW w:type="dxa" w:w="1530"/>
+          </w:tcPr>
+          <w:p>
+            <w:r>
+              <w:t>9A</w:t>
+              <w:br/>
+              <w:t>URDU</w:t>
+            </w:r>
+          </w:p>
+        </w:tc>
+        <w:tc>
+          <w:tcPr>
+            <w:tcW w:type="dxa" w:w="1530"/>
+          </w:tcPr>
+          <w:p>
+            <w:r/>
+          </w:p>
+        </w:tc>
+        <w:tc>
+          <w:tcPr>
+            <w:tcW w:type="dxa" w:w="1530"/>
+          </w:tcPr>
+          <w:p>
+            <w:r/>
+          </w:p>
+        </w:tc>
+        <w:tc>
+          <w:tcPr>
+            <w:tcW w:type="dxa" w:w="1530"/>
+          </w:tcPr>
+          <w:p>
+            <w:r>
+              <w:t>6A</w:t>
+              <w:br/>
+              <w:t>URDU</w:t>
+            </w:r>
+          </w:p>
+        </w:tc>
+        <w:tc>
+          <w:tcPr>
+            <w:tcW w:type="dxa" w:w="1530"/>
+          </w:tcPr>
+          <w:p>
+            <w:r>
+              <w:t>8:40-9:15</w:t>
+            </w:r>
+          </w:p>
+        </w:tc>
+      </w:tr>
+      <w:tr>
+        <w:tc>
+          <w:tcPr>
+            <w:tcW w:type="dxa" w:w="1530"/>
+          </w:tcPr>
+          <w:p>
+            <w:r>
+              <w:t>P3</w:t>
+            </w:r>
+          </w:p>
+        </w:tc>
+        <w:tc>
+          <w:tcPr>
+            <w:tcW w:type="dxa" w:w="1530"/>
+          </w:tcPr>
+          <w:p>
+            <w:r>
+              <w:t>9:30-10:10</w:t>
+            </w:r>
+          </w:p>
+        </w:tc>
+        <w:tc>
+          <w:tcPr>
+            <w:tcW w:type="dxa" w:w="1530"/>
+          </w:tcPr>
+          <w:p>
+            <w:r>
+              <w:t>6A</w:t>
+              <w:br/>
+              <w:t>URDU</w:t>
+            </w:r>
+          </w:p>
+        </w:tc>
+        <w:tc>
+          <w:tcPr>
+            <w:tcW w:type="dxa" w:w="1530"/>
+          </w:tcPr>
+          <w:p>
+            <w:r/>
+          </w:p>
+        </w:tc>
+        <w:tc>
+          <w:tcPr>
+            <w:tcW w:type="dxa" w:w="1530"/>
+          </w:tcPr>
+          <w:p>
+            <w:r>
+              <w:t>7E</w:t>
+              <w:br/>
+              <w:t>URDU</w:t>
+            </w:r>
+          </w:p>
+        </w:tc>
+        <w:tc>
+          <w:tcPr>
+            <w:tcW w:type="dxa" w:w="1530"/>
+          </w:tcPr>
+          <w:p>
+            <w:r>
+              <w:t>6B</w:t>
+              <w:br/>
+              <w:t>URDU</w:t>
+            </w:r>
+          </w:p>
+        </w:tc>
+        <w:tc>
+          <w:tcPr>
+            <w:tcW w:type="dxa" w:w="1530"/>
           </w:tcPr>
           <w:p>
             <w:r>
@@ -196,11 +388,11 @@
         </w:tc>
         <w:tc>
           <w:tcPr>
-            <w:tcW w:type="dxa" w:w="1080"/>
+            <w:tcW w:type="dxa" w:w="1530"/>
           </w:tcPr>
           <w:p>
             <w:r>
-              <w:t>8:00-8:40</w:t>
+              <w:t>9:15-9:50</w:t>
             </w:r>
           </w:p>
         </w:tc>
@@ -208,27 +400,259 @@
       <w:tr>
         <w:tc>
           <w:tcPr>
-            <w:tcW w:type="dxa" w:w="1080"/>
+            <w:tcW w:type="dxa" w:w="1530"/>
           </w:tcPr>
           <w:p>
             <w:r>
-              <w:t>P2</w:t>
+              <w:t>P4</w:t>
             </w:r>
           </w:p>
         </w:tc>
         <w:tc>
           <w:tcPr>
-            <w:tcW w:type="dxa" w:w="1080"/>
+            <w:tcW w:type="dxa" w:w="1530"/>
           </w:tcPr>
           <w:p>
             <w:r>
-              <w:t>8:50-9:30</w:t>
+              <w:t>10:10-10:50</w:t>
             </w:r>
           </w:p>
         </w:tc>
         <w:tc>
           <w:tcPr>
-            <w:tcW w:type="dxa" w:w="1080"/>
+            <w:tcW w:type="dxa" w:w="1530"/>
+          </w:tcPr>
+          <w:p>
+            <w:r/>
+          </w:p>
+        </w:tc>
+        <w:tc>
+          <w:tcPr>
+            <w:tcW w:type="dxa" w:w="1530"/>
+          </w:tcPr>
+          <w:p>
+            <w:r>
+              <w:t>7E</w:t>
+              <w:br/>
+              <w:t>URDU</w:t>
+            </w:r>
+          </w:p>
+        </w:tc>
+        <w:tc>
+          <w:tcPr>
+            <w:tcW w:type="dxa" w:w="1530"/>
+          </w:tcPr>
+          <w:p>
+            <w:r>
+              <w:t>6A</w:t>
+              <w:br/>
+              <w:t>URDU</w:t>
+            </w:r>
+          </w:p>
+        </w:tc>
+        <w:tc>
+          <w:tcPr>
+            <w:tcW w:type="dxa" w:w="1530"/>
+          </w:tcPr>
+          <w:p>
+            <w:r/>
+          </w:p>
+        </w:tc>
+        <w:tc>
+          <w:tcPr>
+            <w:tcW w:type="dxa" w:w="1530"/>
+          </w:tcPr>
+          <w:p>
+            <w:r/>
+          </w:p>
+        </w:tc>
+        <w:tc>
+          <w:tcPr>
+            <w:tcW w:type="dxa" w:w="1530"/>
+          </w:tcPr>
+          <w:p>
+            <w:r>
+              <w:t>9:50-10:25</w:t>
+            </w:r>
+          </w:p>
+        </w:tc>
+      </w:tr>
+      <w:tr>
+        <w:tc>
+          <w:tcPr>
+            <w:tcW w:type="dxa" w:w="1530"/>
+          </w:tcPr>
+          <w:p>
+            <w:r>
+              <w:t>Lunch</w:t>
+            </w:r>
+          </w:p>
+        </w:tc>
+        <w:tc>
+          <w:tcPr>
+            <w:tcW w:type="dxa" w:w="1530"/>
+          </w:tcPr>
+          <w:p>
+            <w:r>
+              <w:t>10:50-11:20</w:t>
+            </w:r>
+          </w:p>
+        </w:tc>
+        <w:tc>
+          <w:tcPr>
+            <w:tcW w:type="dxa" w:w="1530"/>
+          </w:tcPr>
+          <w:p>
+            <w:r/>
+          </w:p>
+        </w:tc>
+        <w:tc>
+          <w:tcPr>
+            <w:tcW w:type="dxa" w:w="1530"/>
+          </w:tcPr>
+          <w:p>
+            <w:r/>
+          </w:p>
+        </w:tc>
+        <w:tc>
+          <w:tcPr>
+            <w:tcW w:type="dxa" w:w="1530"/>
+          </w:tcPr>
+          <w:p>
+            <w:r/>
+          </w:p>
+        </w:tc>
+        <w:tc>
+          <w:tcPr>
+            <w:tcW w:type="dxa" w:w="1530"/>
+          </w:tcPr>
+          <w:p>
+            <w:r/>
+          </w:p>
+        </w:tc>
+        <w:tc>
+          <w:tcPr>
+            <w:tcW w:type="dxa" w:w="1530"/>
+          </w:tcPr>
+          <w:p>
+            <w:r/>
+          </w:p>
+        </w:tc>
+        <w:tc>
+          <w:tcPr>
+            <w:tcW w:type="dxa" w:w="1530"/>
+          </w:tcPr>
+          <w:p>
+            <w:r>
+              <w:t>10:25-10:55</w:t>
+            </w:r>
+          </w:p>
+        </w:tc>
+      </w:tr>
+      <w:tr>
+        <w:tc>
+          <w:tcPr>
+            <w:tcW w:type="dxa" w:w="1530"/>
+          </w:tcPr>
+          <w:p>
+            <w:r>
+              <w:t>P5</w:t>
+            </w:r>
+          </w:p>
+        </w:tc>
+        <w:tc>
+          <w:tcPr>
+            <w:tcW w:type="dxa" w:w="1530"/>
+          </w:tcPr>
+          <w:p>
+            <w:r>
+              <w:t>11:20-12:00</w:t>
+            </w:r>
+          </w:p>
+        </w:tc>
+        <w:tc>
+          <w:tcPr>
+            <w:tcW w:type="dxa" w:w="1530"/>
+          </w:tcPr>
+          <w:p>
+            <w:r/>
+          </w:p>
+        </w:tc>
+        <w:tc>
+          <w:tcPr>
+            <w:tcW w:type="dxa" w:w="1530"/>
+          </w:tcPr>
+          <w:p>
+            <w:r>
+              <w:t>6A</w:t>
+              <w:br/>
+              <w:t>URDU</w:t>
+            </w:r>
+          </w:p>
+        </w:tc>
+        <w:tc>
+          <w:tcPr>
+            <w:tcW w:type="dxa" w:w="1530"/>
+          </w:tcPr>
+          <w:p>
+            <w:r/>
+          </w:p>
+        </w:tc>
+        <w:tc>
+          <w:tcPr>
+            <w:tcW w:type="dxa" w:w="1530"/>
+          </w:tcPr>
+          <w:p>
+            <w:r/>
+          </w:p>
+        </w:tc>
+        <w:tc>
+          <w:tcPr>
+            <w:tcW w:type="dxa" w:w="1530"/>
+          </w:tcPr>
+          <w:p>
+            <w:r>
+              <w:t>7E</w:t>
+              <w:br/>
+              <w:t>URDU</w:t>
+            </w:r>
+          </w:p>
+        </w:tc>
+        <w:tc>
+          <w:tcPr>
+            <w:tcW w:type="dxa" w:w="1530"/>
+          </w:tcPr>
+          <w:p>
+            <w:r>
+              <w:t>10:55-11:35</w:t>
+            </w:r>
+          </w:p>
+        </w:tc>
+      </w:tr>
+      <w:tr>
+        <w:tc>
+          <w:tcPr>
+            <w:tcW w:type="dxa" w:w="1530"/>
+          </w:tcPr>
+          <w:p>
+            <w:r>
+              <w:t>P6</w:t>
+            </w:r>
+          </w:p>
+        </w:tc>
+        <w:tc>
+          <w:tcPr>
+            <w:tcW w:type="dxa" w:w="1530"/>
+          </w:tcPr>
+          <w:p>
+            <w:r>
+              <w:t>12:00-12:40</w:t>
+            </w:r>
+          </w:p>
+        </w:tc>
+        <w:tc>
+          <w:tcPr>
+            <w:tcW w:type="dxa" w:w="1530"/>
           </w:tcPr>
           <w:p>
             <w:r>
@@ -240,7 +664,23 @@
         </w:tc>
         <w:tc>
           <w:tcPr>
-            <w:tcW w:type="dxa" w:w="1080"/>
+            <w:tcW w:type="dxa" w:w="1530"/>
+          </w:tcPr>
+          <w:p>
+            <w:r/>
+          </w:p>
+        </w:tc>
+        <w:tc>
+          <w:tcPr>
+            <w:tcW w:type="dxa" w:w="1530"/>
+          </w:tcPr>
+          <w:p>
+            <w:r/>
+          </w:p>
+        </w:tc>
+        <w:tc>
+          <w:tcPr>
+            <w:tcW w:type="dxa" w:w="1530"/>
           </w:tcPr>
           <w:p>
             <w:r>
@@ -252,7 +692,83 @@
         </w:tc>
         <w:tc>
           <w:tcPr>
-            <w:tcW w:type="dxa" w:w="1080"/>
+            <w:tcW w:type="dxa" w:w="1530"/>
+          </w:tcPr>
+          <w:p>
+            <w:r>
+              <w:t>6B</w:t>
+              <w:br/>
+              <w:t>URDU</w:t>
+            </w:r>
+          </w:p>
+        </w:tc>
+        <w:tc>
+          <w:tcPr>
+            <w:tcW w:type="dxa" w:w="1530"/>
+          </w:tcPr>
+          <w:p>
+            <w:r>
+              <w:t>11:35-12:15</w:t>
+            </w:r>
+          </w:p>
+        </w:tc>
+      </w:tr>
+      <w:tr>
+        <w:tc>
+          <w:tcPr>
+            <w:tcW w:type="dxa" w:w="1530"/>
+          </w:tcPr>
+          <w:p>
+            <w:r>
+              <w:t>P7</w:t>
+            </w:r>
+          </w:p>
+        </w:tc>
+        <w:tc>
+          <w:tcPr>
+            <w:tcW w:type="dxa" w:w="1530"/>
+          </w:tcPr>
+          <w:p>
+            <w:r>
+              <w:t>12:40-1:20</w:t>
+            </w:r>
+          </w:p>
+        </w:tc>
+        <w:tc>
+          <w:tcPr>
+            <w:tcW w:type="dxa" w:w="1530"/>
+          </w:tcPr>
+          <w:p>
+            <w:r>
+              <w:t>6B</w:t>
+              <w:br/>
+              <w:t>URDU</w:t>
+            </w:r>
+          </w:p>
+        </w:tc>
+        <w:tc>
+          <w:tcPr>
+            <w:tcW w:type="dxa" w:w="1530"/>
+          </w:tcPr>
+          <w:p>
+            <w:r/>
+          </w:p>
+        </w:tc>
+        <w:tc>
+          <w:tcPr>
+            <w:tcW w:type="dxa" w:w="1530"/>
+          </w:tcPr>
+          <w:p>
+            <w:r>
+              <w:t>9A</w:t>
+              <w:br/>
+              <w:t>URDU</w:t>
+            </w:r>
+          </w:p>
+        </w:tc>
+        <w:tc>
+          <w:tcPr>
+            <w:tcW w:type="dxa" w:w="1530"/>
           </w:tcPr>
           <w:p>
             <w:r>
@@ -264,7 +780,7 @@
         </w:tc>
         <w:tc>
           <w:tcPr>
-            <w:tcW w:type="dxa" w:w="1080"/>
+            <w:tcW w:type="dxa" w:w="1530"/>
           </w:tcPr>
           <w:p>
             <w:r/>
@@ -272,51 +788,37 @@
         </w:tc>
         <w:tc>
           <w:tcPr>
-            <w:tcW w:type="dxa" w:w="1080"/>
+            <w:tcW w:type="dxa" w:w="1530"/>
           </w:tcPr>
           <w:p>
-            <w:r>
-              <w:t>6A</w:t>
-              <w:br/>
-              <w:t>URDU</w:t>
-            </w:r>
-          </w:p>
-        </w:tc>
-        <w:tc>
-          <w:tcPr>
-            <w:tcW w:type="dxa" w:w="1080"/>
-          </w:tcPr>
-          <w:p>
-            <w:r>
-              <w:t>8:40-9:15</w:t>
-            </w:r>
+            <w:r/>
           </w:p>
         </w:tc>
       </w:tr>
       <w:tr>
         <w:tc>
           <w:tcPr>
-            <w:tcW w:type="dxa" w:w="1080"/>
+            <w:tcW w:type="dxa" w:w="1530"/>
           </w:tcPr>
           <w:p>
             <w:r>
-              <w:t>P3</w:t>
+              <w:t>P8</w:t>
             </w:r>
           </w:p>
         </w:tc>
         <w:tc>
           <w:tcPr>
-            <w:tcW w:type="dxa" w:w="1080"/>
+            <w:tcW w:type="dxa" w:w="1530"/>
           </w:tcPr>
           <w:p>
             <w:r>
-              <w:t>9:30-10:10</w:t>
+              <w:t>1:20-2:00</w:t>
             </w:r>
           </w:p>
         </w:tc>
         <w:tc>
           <w:tcPr>
-            <w:tcW w:type="dxa" w:w="1080"/>
+            <w:tcW w:type="dxa" w:w="1530"/>
           </w:tcPr>
           <w:p>
             <w:r>
@@ -328,7 +830,31 @@
         </w:tc>
         <w:tc>
           <w:tcPr>
-            <w:tcW w:type="dxa" w:w="1080"/>
+            <w:tcW w:type="dxa" w:w="1530"/>
+          </w:tcPr>
+          <w:p>
+            <w:r>
+              <w:t>6B</w:t>
+              <w:br/>
+              <w:t>URDU</w:t>
+            </w:r>
+          </w:p>
+        </w:tc>
+        <w:tc>
+          <w:tcPr>
+            <w:tcW w:type="dxa" w:w="1530"/>
+          </w:tcPr>
+          <w:p>
+            <w:r>
+              <w:t>6B</w:t>
+              <w:br/>
+              <w:t>URDU</w:t>
+            </w:r>
+          </w:p>
+        </w:tc>
+        <w:tc>
+          <w:tcPr>
+            <w:tcW w:type="dxa" w:w="1530"/>
           </w:tcPr>
           <w:p>
             <w:r>
@@ -340,31 +866,7 @@
         </w:tc>
         <w:tc>
           <w:tcPr>
-            <w:tcW w:type="dxa" w:w="1080"/>
-          </w:tcPr>
-          <w:p>
-            <w:r>
-              <w:t>9A</w:t>
-              <w:br/>
-              <w:t>URDU</w:t>
-            </w:r>
-          </w:p>
-        </w:tc>
-        <w:tc>
-          <w:tcPr>
-            <w:tcW w:type="dxa" w:w="1080"/>
-          </w:tcPr>
-          <w:p>
-            <w:r>
-              <w:t>6B</w:t>
-              <w:br/>
-              <w:t>URDU</w:t>
-            </w:r>
-          </w:p>
-        </w:tc>
-        <w:tc>
-          <w:tcPr>
-            <w:tcW w:type="dxa" w:w="1080"/>
+            <w:tcW w:type="dxa" w:w="1530"/>
           </w:tcPr>
           <w:p>
             <w:r/>
@@ -372,487 +874,7 @@
         </w:tc>
         <w:tc>
           <w:tcPr>
-            <w:tcW w:type="dxa" w:w="1080"/>
-          </w:tcPr>
-          <w:p>
-            <w:r>
-              <w:t>9:15-9:50</w:t>
-            </w:r>
-          </w:p>
-        </w:tc>
-      </w:tr>
-      <w:tr>
-        <w:tc>
-          <w:tcPr>
-            <w:tcW w:type="dxa" w:w="1080"/>
-          </w:tcPr>
-          <w:p>
-            <w:r>
-              <w:t>P4</w:t>
-            </w:r>
-          </w:p>
-        </w:tc>
-        <w:tc>
-          <w:tcPr>
-            <w:tcW w:type="dxa" w:w="1080"/>
-          </w:tcPr>
-          <w:p>
-            <w:r>
-              <w:t>10:10-10:50</w:t>
-            </w:r>
-          </w:p>
-        </w:tc>
-        <w:tc>
-          <w:tcPr>
-            <w:tcW w:type="dxa" w:w="1080"/>
-          </w:tcPr>
-          <w:p>
-            <w:r/>
-          </w:p>
-        </w:tc>
-        <w:tc>
-          <w:tcPr>
-            <w:tcW w:type="dxa" w:w="1080"/>
-          </w:tcPr>
-          <w:p>
-            <w:r/>
-          </w:p>
-        </w:tc>
-        <w:tc>
-          <w:tcPr>
-            <w:tcW w:type="dxa" w:w="1080"/>
-          </w:tcPr>
-          <w:p>
-            <w:r/>
-          </w:p>
-        </w:tc>
-        <w:tc>
-          <w:tcPr>
-            <w:tcW w:type="dxa" w:w="1080"/>
-          </w:tcPr>
-          <w:p>
-            <w:r/>
-          </w:p>
-        </w:tc>
-        <w:tc>
-          <w:tcPr>
-            <w:tcW w:type="dxa" w:w="1080"/>
-          </w:tcPr>
-          <w:p>
-            <w:r>
-              <w:t>9A</w:t>
-              <w:br/>
-              <w:t>URDU</w:t>
-            </w:r>
-          </w:p>
-        </w:tc>
-        <w:tc>
-          <w:tcPr>
-            <w:tcW w:type="dxa" w:w="1080"/>
-          </w:tcPr>
-          <w:p>
-            <w:r>
-              <w:t>9:50-10:25</w:t>
-            </w:r>
-          </w:p>
-        </w:tc>
-      </w:tr>
-      <w:tr>
-        <w:tc>
-          <w:tcPr>
-            <w:tcW w:type="dxa" w:w="1080"/>
-          </w:tcPr>
-          <w:p>
-            <w:r>
-              <w:t>P5</w:t>
-            </w:r>
-          </w:p>
-        </w:tc>
-        <w:tc>
-          <w:tcPr>
-            <w:tcW w:type="dxa" w:w="1080"/>
-          </w:tcPr>
-          <w:p>
-            <w:r>
-              <w:t>10:50-11:30</w:t>
-            </w:r>
-          </w:p>
-        </w:tc>
-        <w:tc>
-          <w:tcPr>
-            <w:tcW w:type="dxa" w:w="1080"/>
-          </w:tcPr>
-          <w:p>
-            <w:r>
-              <w:t>6B</w:t>
-              <w:br/>
-              <w:t>URDU</w:t>
-            </w:r>
-          </w:p>
-        </w:tc>
-        <w:tc>
-          <w:tcPr>
-            <w:tcW w:type="dxa" w:w="1080"/>
-          </w:tcPr>
-          <w:p>
-            <w:r/>
-          </w:p>
-        </w:tc>
-        <w:tc>
-          <w:tcPr>
-            <w:tcW w:type="dxa" w:w="1080"/>
-          </w:tcPr>
-          <w:p>
-            <w:r>
-              <w:t>7E</w:t>
-              <w:br/>
-              <w:t>URDU</w:t>
-            </w:r>
-          </w:p>
-        </w:tc>
-        <w:tc>
-          <w:tcPr>
-            <w:tcW w:type="dxa" w:w="1080"/>
-          </w:tcPr>
-          <w:p>
-            <w:r>
-              <w:t>6A</w:t>
-              <w:br/>
-              <w:t>URDU</w:t>
-            </w:r>
-          </w:p>
-        </w:tc>
-        <w:tc>
-          <w:tcPr>
-            <w:tcW w:type="dxa" w:w="1080"/>
-          </w:tcPr>
-          <w:p>
-            <w:r>
-              <w:t>Lunch</w:t>
-            </w:r>
-          </w:p>
-        </w:tc>
-        <w:tc>
-          <w:tcPr>
-            <w:tcW w:type="dxa" w:w="1080"/>
-          </w:tcPr>
-          <w:p>
-            <w:r>
-              <w:t>10:55-11:35</w:t>
-            </w:r>
-          </w:p>
-        </w:tc>
-      </w:tr>
-      <w:tr>
-        <w:tc>
-          <w:tcPr>
-            <w:tcW w:type="dxa" w:w="1080"/>
-          </w:tcPr>
-          <w:p>
-            <w:r>
-              <w:t>Lunch</w:t>
-            </w:r>
-          </w:p>
-        </w:tc>
-        <w:tc>
-          <w:tcPr>
-            <w:tcW w:type="dxa" w:w="1080"/>
-          </w:tcPr>
-          <w:p>
-            <w:r>
-              <w:t>11:30-12:00</w:t>
-            </w:r>
-          </w:p>
-        </w:tc>
-        <w:tc>
-          <w:tcPr>
-            <w:tcW w:type="dxa" w:w="1080"/>
-          </w:tcPr>
-          <w:p>
-            <w:r/>
-          </w:p>
-        </w:tc>
-        <w:tc>
-          <w:tcPr>
-            <w:tcW w:type="dxa" w:w="1080"/>
-          </w:tcPr>
-          <w:p>
-            <w:r/>
-          </w:p>
-        </w:tc>
-        <w:tc>
-          <w:tcPr>
-            <w:tcW w:type="dxa" w:w="1080"/>
-          </w:tcPr>
-          <w:p>
-            <w:r/>
-          </w:p>
-        </w:tc>
-        <w:tc>
-          <w:tcPr>
-            <w:tcW w:type="dxa" w:w="1080"/>
-          </w:tcPr>
-          <w:p>
-            <w:r/>
-          </w:p>
-        </w:tc>
-        <w:tc>
-          <w:tcPr>
-            <w:tcW w:type="dxa" w:w="1080"/>
-          </w:tcPr>
-          <w:p>
-            <w:r>
-              <w:t>7E</w:t>
-              <w:br/>
-              <w:t>URDU</w:t>
-            </w:r>
-          </w:p>
-        </w:tc>
-        <w:tc>
-          <w:tcPr>
-            <w:tcW w:type="dxa" w:w="1080"/>
-          </w:tcPr>
-          <w:p>
-            <w:r>
-              <w:t>10:25-10:55</w:t>
-            </w:r>
-          </w:p>
-        </w:tc>
-      </w:tr>
-      <w:tr>
-        <w:tc>
-          <w:tcPr>
-            <w:tcW w:type="dxa" w:w="1080"/>
-          </w:tcPr>
-          <w:p>
-            <w:r>
-              <w:t>P6</w:t>
-            </w:r>
-          </w:p>
-        </w:tc>
-        <w:tc>
-          <w:tcPr>
-            <w:tcW w:type="dxa" w:w="1080"/>
-          </w:tcPr>
-          <w:p>
-            <w:r>
-              <w:t>12:00-12:40</w:t>
-            </w:r>
-          </w:p>
-        </w:tc>
-        <w:tc>
-          <w:tcPr>
-            <w:tcW w:type="dxa" w:w="1080"/>
-          </w:tcPr>
-          <w:p>
-            <w:r/>
-          </w:p>
-        </w:tc>
-        <w:tc>
-          <w:tcPr>
-            <w:tcW w:type="dxa" w:w="1080"/>
-          </w:tcPr>
-          <w:p>
-            <w:r>
-              <w:t>6B</w:t>
-              <w:br/>
-              <w:t>URDU</w:t>
-            </w:r>
-          </w:p>
-        </w:tc>
-        <w:tc>
-          <w:tcPr>
-            <w:tcW w:type="dxa" w:w="1080"/>
-          </w:tcPr>
-          <w:p>
-            <w:r/>
-          </w:p>
-        </w:tc>
-        <w:tc>
-          <w:tcPr>
-            <w:tcW w:type="dxa" w:w="1080"/>
-          </w:tcPr>
-          <w:p>
-            <w:r/>
-          </w:p>
-        </w:tc>
-        <w:tc>
-          <w:tcPr>
-            <w:tcW w:type="dxa" w:w="1080"/>
-          </w:tcPr>
-          <w:p>
-            <w:r>
-              <w:t>6B</w:t>
-              <w:br/>
-              <w:t>URDU</w:t>
-            </w:r>
-          </w:p>
-        </w:tc>
-        <w:tc>
-          <w:tcPr>
-            <w:tcW w:type="dxa" w:w="1080"/>
-          </w:tcPr>
-          <w:p>
-            <w:r>
-              <w:t>11:35-12:15</w:t>
-            </w:r>
-          </w:p>
-        </w:tc>
-      </w:tr>
-      <w:tr>
-        <w:tc>
-          <w:tcPr>
-            <w:tcW w:type="dxa" w:w="1080"/>
-          </w:tcPr>
-          <w:p>
-            <w:r>
-              <w:t>P7</w:t>
-            </w:r>
-          </w:p>
-        </w:tc>
-        <w:tc>
-          <w:tcPr>
-            <w:tcW w:type="dxa" w:w="1080"/>
-          </w:tcPr>
-          <w:p>
-            <w:r>
-              <w:t>12:40-1:20</w:t>
-            </w:r>
-          </w:p>
-        </w:tc>
-        <w:tc>
-          <w:tcPr>
-            <w:tcW w:type="dxa" w:w="1080"/>
-          </w:tcPr>
-          <w:p>
-            <w:r>
-              <w:t>6A</w:t>
-              <w:br/>
-              <w:t>URDU</w:t>
-            </w:r>
-          </w:p>
-        </w:tc>
-        <w:tc>
-          <w:tcPr>
-            <w:tcW w:type="dxa" w:w="1080"/>
-          </w:tcPr>
-          <w:p>
-            <w:r/>
-          </w:p>
-        </w:tc>
-        <w:tc>
-          <w:tcPr>
-            <w:tcW w:type="dxa" w:w="1080"/>
-          </w:tcPr>
-          <w:p>
-            <w:r/>
-          </w:p>
-        </w:tc>
-        <w:tc>
-          <w:tcPr>
-            <w:tcW w:type="dxa" w:w="1080"/>
-          </w:tcPr>
-          <w:p>
-            <w:r>
-              <w:t>7E</w:t>
-              <w:br/>
-              <w:t>URDU</w:t>
-            </w:r>
-          </w:p>
-        </w:tc>
-        <w:tc>
-          <w:tcPr>
-            <w:tcW w:type="dxa" w:w="1080"/>
-          </w:tcPr>
-          <w:p>
-            <w:r/>
-          </w:p>
-        </w:tc>
-        <w:tc>
-          <w:tcPr>
-            <w:tcW w:type="dxa" w:w="1080"/>
-          </w:tcPr>
-          <w:p>
-            <w:r/>
-          </w:p>
-        </w:tc>
-      </w:tr>
-      <w:tr>
-        <w:tc>
-          <w:tcPr>
-            <w:tcW w:type="dxa" w:w="1080"/>
-          </w:tcPr>
-          <w:p>
-            <w:r>
-              <w:t>P8</w:t>
-            </w:r>
-          </w:p>
-        </w:tc>
-        <w:tc>
-          <w:tcPr>
-            <w:tcW w:type="dxa" w:w="1080"/>
-          </w:tcPr>
-          <w:p>
-            <w:r>
-              <w:t>1:20-2:00</w:t>
-            </w:r>
-          </w:p>
-        </w:tc>
-        <w:tc>
-          <w:tcPr>
-            <w:tcW w:type="dxa" w:w="1080"/>
-          </w:tcPr>
-          <w:p>
-            <w:r/>
-          </w:p>
-        </w:tc>
-        <w:tc>
-          <w:tcPr>
-            <w:tcW w:type="dxa" w:w="1080"/>
-          </w:tcPr>
-          <w:p>
-            <w:r>
-              <w:t>6A</w:t>
-              <w:br/>
-              <w:t>URDU</w:t>
-            </w:r>
-          </w:p>
-        </w:tc>
-        <w:tc>
-          <w:tcPr>
-            <w:tcW w:type="dxa" w:w="1080"/>
-          </w:tcPr>
-          <w:p>
-            <w:r>
-              <w:t>6B</w:t>
-              <w:br/>
-              <w:t>URDU</w:t>
-            </w:r>
-          </w:p>
-        </w:tc>
-        <w:tc>
-          <w:tcPr>
-            <w:tcW w:type="dxa" w:w="1080"/>
-          </w:tcPr>
-          <w:p>
-            <w:r>
-              <w:t>9A</w:t>
-              <w:br/>
-              <w:t>URDU</w:t>
-            </w:r>
-          </w:p>
-        </w:tc>
-        <w:tc>
-          <w:tcPr>
-            <w:tcW w:type="dxa" w:w="1080"/>
-          </w:tcPr>
-          <w:p>
-            <w:r/>
-          </w:p>
-        </w:tc>
-        <w:tc>
-          <w:tcPr>
-            <w:tcW w:type="dxa" w:w="1080"/>
+            <w:tcW w:type="dxa" w:w="1530"/>
           </w:tcPr>
           <w:p>
             <w:r/>
@@ -861,7 +883,7 @@
       </w:tr>
     </w:tbl>
     <w:sectPr>
-      <w:pgSz w:w="12240" w:h="15840"/>
+      <w:pgSz w:w="15840" w:h="12240" w:orient="landscape"/>
       <w:pgMar w:top="1440" w:right="1800" w:bottom="1440" w:left="1800" w:header="720" w:footer="720" w:gutter="0"/>
       <w:cols w:space="720"/>
       <w:docGrid w:linePitch="360"/>

--- a/HUMAIRA_timetable.docx
+++ b/HUMAIRA_timetable.docx
@@ -423,7 +423,11 @@
             <w:tcW w:type="dxa" w:w="1530"/>
           </w:tcPr>
           <w:p>
-            <w:r/>
+            <w:r>
+              <w:t>6B</w:t>
+              <w:br/>
+              <w:t>URDU</w:t>
+            </w:r>
           </w:p>
         </w:tc>
         <w:tc>
@@ -739,11 +743,7 @@
             <w:tcW w:type="dxa" w:w="1530"/>
           </w:tcPr>
           <w:p>
-            <w:r>
-              <w:t>6B</w:t>
-              <w:br/>
-              <w:t>URDU</w:t>
-            </w:r>
+            <w:r/>
           </w:p>
         </w:tc>
         <w:tc>

--- a/HUMAIRA_timetable.docx
+++ b/HUMAIRA_timetable.docx
@@ -164,7 +164,7 @@
           </w:tcPr>
           <w:p>
             <w:r>
-              <w:t>9D</w:t>
+              <w:t>9B</w:t>
               <w:br/>
               <w:t>URDU</w:t>
             </w:r>
@@ -176,7 +176,7 @@
           </w:tcPr>
           <w:p>
             <w:r>
-              <w:t>9D</w:t>
+              <w:t>9B</w:t>
               <w:br/>
               <w:t>URDU</w:t>
             </w:r>
@@ -188,7 +188,7 @@
           </w:tcPr>
           <w:p>
             <w:r>
-              <w:t>9D</w:t>
+              <w:t>9B</w:t>
               <w:br/>
               <w:t>URDU</w:t>
             </w:r>
@@ -200,7 +200,7 @@
           </w:tcPr>
           <w:p>
             <w:r>
-              <w:t>9D</w:t>
+              <w:t>9B</w:t>
               <w:br/>
               <w:t>URDU</w:t>
             </w:r>
@@ -211,11 +211,7 @@
             <w:tcW w:type="dxa" w:w="1530"/>
           </w:tcPr>
           <w:p>
-            <w:r>
-              <w:t>9A</w:t>
-              <w:br/>
-              <w:t>URDU</w:t>
-            </w:r>
+            <w:r/>
           </w:p>
         </w:tc>
         <w:tc>
@@ -275,7 +271,11 @@
             <w:tcW w:type="dxa" w:w="1530"/>
           </w:tcPr>
           <w:p>
-            <w:r/>
+            <w:r>
+              <w:t>9A</w:t>
+              <w:br/>
+              <w:t>URDU</w:t>
+            </w:r>
           </w:p>
         </w:tc>
         <w:tc>
@@ -283,7 +283,11 @@
             <w:tcW w:type="dxa" w:w="1530"/>
           </w:tcPr>
           <w:p>
-            <w:r/>
+            <w:r>
+              <w:t>6B</w:t>
+              <w:br/>
+              <w:t>URDU</w:t>
+            </w:r>
           </w:p>
         </w:tc>
         <w:tc>
@@ -336,6 +340,26 @@
           </w:tcPr>
           <w:p>
             <w:r>
+              <w:t>6B</w:t>
+              <w:br/>
+              <w:t>URDU</w:t>
+            </w:r>
+          </w:p>
+        </w:tc>
+        <w:tc>
+          <w:tcPr>
+            <w:tcW w:type="dxa" w:w="1530"/>
+          </w:tcPr>
+          <w:p>
+            <w:r/>
+          </w:p>
+        </w:tc>
+        <w:tc>
+          <w:tcPr>
+            <w:tcW w:type="dxa" w:w="1530"/>
+          </w:tcPr>
+          <w:p>
+            <w:r>
               <w:t>6A</w:t>
               <w:br/>
               <w:t>URDU</w:t>
@@ -356,31 +380,7 @@
           </w:tcPr>
           <w:p>
             <w:r>
-              <w:t>7E</w:t>
-              <w:br/>
-              <w:t>URDU</w:t>
-            </w:r>
-          </w:p>
-        </w:tc>
-        <w:tc>
-          <w:tcPr>
-            <w:tcW w:type="dxa" w:w="1530"/>
-          </w:tcPr>
-          <w:p>
-            <w:r>
-              <w:t>6B</w:t>
-              <w:br/>
-              <w:t>URDU</w:t>
-            </w:r>
-          </w:p>
-        </w:tc>
-        <w:tc>
-          <w:tcPr>
-            <w:tcW w:type="dxa" w:w="1530"/>
-          </w:tcPr>
-          <w:p>
-            <w:r>
-              <w:t>9D</w:t>
+              <w:t>9C</w:t>
               <w:br/>
               <w:t>URDU</w:t>
             </w:r>
@@ -424,6 +424,18 @@
           </w:tcPr>
           <w:p>
             <w:r>
+              <w:t>9A</w:t>
+              <w:br/>
+              <w:t>URDU</w:t>
+            </w:r>
+          </w:p>
+        </w:tc>
+        <w:tc>
+          <w:tcPr>
+            <w:tcW w:type="dxa" w:w="1530"/>
+          </w:tcPr>
+          <w:p>
+            <w:r>
               <w:t>6B</w:t>
               <w:br/>
               <w:t>URDU</w:t>
@@ -435,11 +447,7 @@
             <w:tcW w:type="dxa" w:w="1530"/>
           </w:tcPr>
           <w:p>
-            <w:r>
-              <w:t>7E</w:t>
-              <w:br/>
-              <w:t>URDU</w:t>
-            </w:r>
+            <w:r/>
           </w:p>
         </w:tc>
         <w:tc>
@@ -459,15 +467,11 @@
             <w:tcW w:type="dxa" w:w="1530"/>
           </w:tcPr>
           <w:p>
-            <w:r/>
-          </w:p>
-        </w:tc>
-        <w:tc>
-          <w:tcPr>
-            <w:tcW w:type="dxa" w:w="1530"/>
-          </w:tcPr>
-          <w:p>
-            <w:r/>
+            <w:r>
+              <w:t>6B</w:t>
+              <w:br/>
+              <w:t>URDU</w:t>
+            </w:r>
           </w:p>
         </w:tc>
         <w:tc>
@@ -588,7 +592,19 @@
           </w:tcPr>
           <w:p>
             <w:r>
-              <w:t>6A</w:t>
+              <w:t>9C</w:t>
+              <w:br/>
+              <w:t>URDU</w:t>
+            </w:r>
+          </w:p>
+        </w:tc>
+        <w:tc>
+          <w:tcPr>
+            <w:tcW w:type="dxa" w:w="1530"/>
+          </w:tcPr>
+          <w:p>
+            <w:r>
+              <w:t>6B</w:t>
               <w:br/>
               <w:t>URDU</w:t>
             </w:r>
@@ -608,18 +624,6 @@
           </w:tcPr>
           <w:p>
             <w:r/>
-          </w:p>
-        </w:tc>
-        <w:tc>
-          <w:tcPr>
-            <w:tcW w:type="dxa" w:w="1530"/>
-          </w:tcPr>
-          <w:p>
-            <w:r>
-              <w:t>7E</w:t>
-              <w:br/>
-              <w:t>URDU</w:t>
-            </w:r>
           </w:p>
         </w:tc>
         <w:tc>
@@ -660,7 +664,7 @@
           </w:tcPr>
           <w:p>
             <w:r>
-              <w:t>9A</w:t>
+              <w:t>6A</w:t>
               <w:br/>
               <w:t>URDU</w:t>
             </w:r>
@@ -679,16 +683,8 @@
             <w:tcW w:type="dxa" w:w="1530"/>
           </w:tcPr>
           <w:p>
-            <w:r/>
-          </w:p>
-        </w:tc>
-        <w:tc>
-          <w:tcPr>
-            <w:tcW w:type="dxa" w:w="1530"/>
-          </w:tcPr>
-          <w:p>
             <w:r>
-              <w:t>7E</w:t>
+              <w:t>9C</w:t>
               <w:br/>
               <w:t>URDU</w:t>
             </w:r>
@@ -700,7 +696,19 @@
           </w:tcPr>
           <w:p>
             <w:r>
-              <w:t>6B</w:t>
+              <w:t>9A</w:t>
+              <w:br/>
+              <w:t>URDU</w:t>
+            </w:r>
+          </w:p>
+        </w:tc>
+        <w:tc>
+          <w:tcPr>
+            <w:tcW w:type="dxa" w:w="1530"/>
+          </w:tcPr>
+          <w:p>
+            <w:r>
+              <w:t>9B</w:t>
               <w:br/>
               <w:t>URDU</w:t>
             </w:r>
@@ -743,6 +751,18 @@
             <w:tcW w:type="dxa" w:w="1530"/>
           </w:tcPr>
           <w:p>
+            <w:r>
+              <w:t>9C</w:t>
+              <w:br/>
+              <w:t>URDU</w:t>
+            </w:r>
+          </w:p>
+        </w:tc>
+        <w:tc>
+          <w:tcPr>
+            <w:tcW w:type="dxa" w:w="1530"/>
+          </w:tcPr>
+          <w:p>
             <w:r/>
           </w:p>
         </w:tc>
@@ -760,19 +780,7 @@
           </w:tcPr>
           <w:p>
             <w:r>
-              <w:t>9A</w:t>
-              <w:br/>
-              <w:t>URDU</w:t>
-            </w:r>
-          </w:p>
-        </w:tc>
-        <w:tc>
-          <w:tcPr>
-            <w:tcW w:type="dxa" w:w="1530"/>
-          </w:tcPr>
-          <w:p>
-            <w:r>
-              <w:t>6A</w:t>
+              <w:t>9C</w:t>
               <w:br/>
               <w:t>URDU</w:t>
             </w:r>
@@ -821,11 +829,7 @@
             <w:tcW w:type="dxa" w:w="1530"/>
           </w:tcPr>
           <w:p>
-            <w:r>
-              <w:t>7E</w:t>
-              <w:br/>
-              <w:t>URDU</w:t>
-            </w:r>
+            <w:r/>
           </w:p>
         </w:tc>
         <w:tc>
@@ -834,19 +838,7 @@
           </w:tcPr>
           <w:p>
             <w:r>
-              <w:t>6B</w:t>
-              <w:br/>
-              <w:t>URDU</w:t>
-            </w:r>
-          </w:p>
-        </w:tc>
-        <w:tc>
-          <w:tcPr>
-            <w:tcW w:type="dxa" w:w="1530"/>
-          </w:tcPr>
-          <w:p>
-            <w:r>
-              <w:t>6B</w:t>
+              <w:t>6A</w:t>
               <w:br/>
               <w:t>URDU</w:t>
             </w:r>
@@ -862,6 +854,14 @@
               <w:br/>
               <w:t>URDU</w:t>
             </w:r>
+          </w:p>
+        </w:tc>
+        <w:tc>
+          <w:tcPr>
+            <w:tcW w:type="dxa" w:w="1530"/>
+          </w:tcPr>
+          <w:p>
+            <w:r/>
           </w:p>
         </w:tc>
         <w:tc>
